--- a/5.Project Development Phase/Code-Layout, Readability and Reusability.docx
+++ b/5.Project Development Phase/Code-Layout, Readability and Reusability.docx
@@ -15,12 +15,30 @@
         <w:pStyle w:val="Heading2"/>
       </w:pPr>
       <w:r>
-        <w:t>1. Code Layout and Structure</w:t>
+        <w:t>1. Overview</w:t>
       </w:r>
     </w:p>
     <w:p>
       <w:r>
-        <w:t>The Human Development Index (HDI) Prediction System is structured as a modular Python web application.</w:t>
+        <w:t>This document specifies the software architecture guidelines, code layout, readability features, and reusability models applied in the development of the Human Development Index (HDI) Prediction System. These coding standards ensure a clean, maintainable, and readable codebase.</w:t>
+      </w:r>
+    </w:p>
+    <w:p>
+      <w:r>
+        <w:t>---</w:t>
+      </w:r>
+    </w:p>
+    <w:p>
+      <w:pPr>
+        <w:pStyle w:val="Heading2"/>
+      </w:pPr>
+      <w:r>
+        <w:t>2. Directory and Code Layout</w:t>
+      </w:r>
+    </w:p>
+    <w:p>
+      <w:r>
+        <w:t>The project structure keeps logic, presentation, data, and models separate, isolating concerns across folders:</w:t>
       </w:r>
     </w:p>
     <w:p>
@@ -32,10 +50,10 @@
         <w:rPr>
           <w:b/>
         </w:rPr>
-        <w:t>Frontend-Backend Separation</w:t>
+        <w:t>Root Directory (`5.Project Development Phase/code/`)</w:t>
       </w:r>
       <w:r>
-        <w:t>: Flask is used as the controller (`app.py`), routing incoming HTTP requests to corresponding HTML templates.</w:t>
+        <w:t>: Contains Python script entry points (`app.py`, `ml_model.py`, `data_preprocessing.py`).</w:t>
       </w:r>
     </w:p>
     <w:p>
@@ -47,10 +65,10 @@
         <w:rPr>
           <w:b/>
         </w:rPr>
-        <w:t>Styling Architecture</w:t>
+        <w:t>Data Folder (`data/`)</w:t>
       </w:r>
       <w:r>
-        <w:t>: Visual styling is centralized in `static/style.css`, applying consistent design system variables (colors, borders, fonts) across all pages.</w:t>
+        <w:t>: Stores input CSV datasets.</w:t>
       </w:r>
     </w:p>
     <w:p>
@@ -62,23 +80,10 @@
         <w:rPr>
           <w:b/>
         </w:rPr>
-        <w:t>Model Isolation</w:t>
+        <w:t>Models Folder (`models/`)</w:t>
       </w:r>
       <w:r>
-        <w:t>: The machine learning model is trained separately in `ml_model.py` and saved to `models/hdi_model.pkl`, isolating the heavy training process from the web server runtime.</w:t>
-      </w:r>
-    </w:p>
-    <w:p>
-      <w:pPr>
-        <w:pStyle w:val="Heading2"/>
-      </w:pPr>
-      <w:r>
-        <w:t>2. Readability</w:t>
-      </w:r>
-    </w:p>
-    <w:p>
-      <w:r>
-        <w:t>Code readability is prioritized using:</w:t>
+        <w:t>: Stores pickled serialized models (`hdi_model.pkl`) and label encoders (`encoder.pkl`).</w:t>
       </w:r>
     </w:p>
     <w:p>
@@ -90,10 +95,10 @@
         <w:rPr>
           <w:b/>
         </w:rPr>
-        <w:t>PEP 8 Compliance</w:t>
+        <w:t>Templates Folder (`templates/`)</w:t>
       </w:r>
       <w:r>
-        <w:t>: Strict adherence to line length limits, standard imports layout, and indentation rules.</w:t>
+        <w:t>: Holds Jinja2 HTML layout pages.</w:t>
       </w:r>
     </w:p>
     <w:p>
@@ -105,10 +110,166 @@
         <w:rPr>
           <w:b/>
         </w:rPr>
-        <w:t>Descriptive Naming</w:t>
+        <w:t>Static Assets (`static/`)</w:t>
       </w:r>
       <w:r>
-        <w:t>: Variable and function names express intent clearly (e.g., `classify_hdi`, `get_hdi_insights`, `fill_null_values`).</w:t>
+        <w:t>: Holds CSS stylesheets and visual assets.</w:t>
+      </w:r>
+    </w:p>
+    <w:p>
+      <w:pPr>
+        <w:pStyle w:val="Heading3"/>
+      </w:pPr>
+      <w:r>
+        <w:t>2.1 Code Flow Design</w:t>
+      </w:r>
+    </w:p>
+    <w:p>
+      <w:pPr>
+        <w:pStyle w:val="ListBullet"/>
+      </w:pPr>
+      <w:r>
+        <w:t>Processing starts in the data layer where features are encoded.</w:t>
+      </w:r>
+    </w:p>
+    <w:p>
+      <w:pPr>
+        <w:pStyle w:val="ListBullet"/>
+      </w:pPr>
+      <w:r>
+        <w:t>The model trains and outputs pickled metrics.</w:t>
+      </w:r>
+    </w:p>
+    <w:p>
+      <w:pPr>
+        <w:pStyle w:val="ListBullet"/>
+      </w:pPr>
+      <w:r>
+        <w:t>The application server loads these models, intercepts POST queries, transforms parameters, and returns visual HTML dashboards to the browser.</w:t>
+      </w:r>
+    </w:p>
+    <w:p>
+      <w:r>
+        <w:t>---</w:t>
+      </w:r>
+    </w:p>
+    <w:p>
+      <w:pPr>
+        <w:pStyle w:val="Heading2"/>
+      </w:pPr>
+      <w:r>
+        <w:t>3. Readability &amp; Coding Style</w:t>
+      </w:r>
+    </w:p>
+    <w:p>
+      <w:r>
+        <w:t>To ensure readability for new developers, the code follows these standards:</w:t>
+      </w:r>
+    </w:p>
+    <w:p>
+      <w:pPr>
+        <w:pStyle w:val="Heading3"/>
+      </w:pPr>
+      <w:r>
+        <w:t>3.1 PEP 8 Standards Compliance</w:t>
+      </w:r>
+    </w:p>
+    <w:p>
+      <w:pPr>
+        <w:pStyle w:val="ListBullet"/>
+      </w:pPr>
+      <w:r>
+        <w:t>Uses standard 4-space indentation.</w:t>
+      </w:r>
+    </w:p>
+    <w:p>
+      <w:pPr>
+        <w:pStyle w:val="ListBullet"/>
+      </w:pPr>
+      <w:r>
+        <w:t>Standard imports are organized at the top of each file, grouped by standard library, third-party libraries, and local modules.</w:t>
+      </w:r>
+    </w:p>
+    <w:p>
+      <w:pPr>
+        <w:pStyle w:val="ListBullet"/>
+      </w:pPr>
+      <w:r>
+        <w:t>Clean spacing is used around operators, inside expressions, and between class and function blocks.</w:t>
+      </w:r>
+    </w:p>
+    <w:p>
+      <w:pPr>
+        <w:pStyle w:val="Heading3"/>
+      </w:pPr>
+      <w:r>
+        <w:t>3.2 Clear Naming Conventions</w:t>
+      </w:r>
+    </w:p>
+    <w:p>
+      <w:pPr>
+        <w:pStyle w:val="ListBullet"/>
+      </w:pPr>
+      <w:r>
+        <w:t>Variables use lowercase snake_case (e.g., `life_expectancy`, `expected_years_schooling`).</w:t>
+      </w:r>
+    </w:p>
+    <w:p>
+      <w:pPr>
+        <w:pStyle w:val="ListBullet"/>
+      </w:pPr>
+      <w:r>
+        <w:t>Functions use descriptive verbs (e.g., `classify_hdi`, `get_hdi_insights`, `load_data`).</w:t>
+      </w:r>
+    </w:p>
+    <w:p>
+      <w:pPr>
+        <w:pStyle w:val="ListBullet"/>
+      </w:pPr>
+      <w:r>
+        <w:t>Constants use UPPERCASE snake_case (e.g., `BASE_DIR`, `MODEL_PATH`).</w:t>
+      </w:r>
+    </w:p>
+    <w:p>
+      <w:pPr>
+        <w:pStyle w:val="Heading3"/>
+      </w:pPr>
+      <w:r>
+        <w:t>3.3 Comments and Documentation</w:t>
+      </w:r>
+    </w:p>
+    <w:p>
+      <w:pPr>
+        <w:pStyle w:val="ListBullet"/>
+      </w:pPr>
+      <w:r>
+        <w:t>Every function includes a detailed docstring explaining inputs, outputs, exceptions, and overall logic.</w:t>
+      </w:r>
+    </w:p>
+    <w:p>
+      <w:pPr>
+        <w:pStyle w:val="ListBullet"/>
+      </w:pPr>
+      <w:r>
+        <w:t>Complex blocks (such as model path resolutions or boundary checks) include step-by-step inline comments.</w:t>
+      </w:r>
+    </w:p>
+    <w:p>
+      <w:r>
+        <w:t>---</w:t>
+      </w:r>
+    </w:p>
+    <w:p>
+      <w:pPr>
+        <w:pStyle w:val="Heading2"/>
+      </w:pPr>
+      <w:r>
+        <w:t>4. Reusability Model</w:t>
+      </w:r>
+    </w:p>
+    <w:p>
+      <w:r>
+        <w:t>To minimize duplicate code, the application uses modular functions:</w:t>
       </w:r>
     </w:p>
     <w:p>
@@ -120,23 +281,10 @@
         <w:rPr>
           <w:b/>
         </w:rPr>
-        <w:t>Docstrings &amp; Comments</w:t>
+        <w:t>Data Processing Functions</w:t>
       </w:r>
       <w:r>
-        <w:t>: Every major function is documented with inline comments and docstrings detailing inputs, outputs, and algorithms.</w:t>
-      </w:r>
-    </w:p>
-    <w:p>
-      <w:pPr>
-        <w:pStyle w:val="Heading2"/>
-      </w:pPr>
-      <w:r>
-        <w:t>3. Reusability</w:t>
-      </w:r>
-    </w:p>
-    <w:p>
-      <w:r>
-        <w:t>The codebase is designed with modularity and reusability:</w:t>
+        <w:t>: The preprocessing steps in `data_preprocessing.py` are used during both model training (`ml_model.py`) and live inference (`app.py`).</w:t>
       </w:r>
     </w:p>
     <w:p>
@@ -148,10 +296,50 @@
         <w:rPr>
           <w:b/>
         </w:rPr>
-        <w:t>Preprocessing Functions</w:t>
+        <w:t>Design Token System</w:t>
       </w:r>
       <w:r>
-        <w:t>: Implemented in `data_preprocessing.py` to be shared between model training (`ml_model.py`) and live server prediction (`app.py`).</w:t>
+        <w:t>: All color values, font families, and visual variables are defined as CSS variables at the root of `style.css`:</w:t>
+      </w:r>
+    </w:p>
+    <w:p>
+      <w:r>
+        <w:t xml:space="preserve">  ```css</w:t>
+      </w:r>
+    </w:p>
+    <w:p>
+      <w:r>
+        <w:t xml:space="preserve">  :root {</w:t>
+      </w:r>
+    </w:p>
+    <w:p>
+      <w:r>
+        <w:t xml:space="preserve">      --bg-gradient: linear-gradient(135deg, #0f172a 0%, #1e1b4b 100%);</w:t>
+      </w:r>
+    </w:p>
+    <w:p>
+      <w:r>
+        <w:t xml:space="preserve">      --card-bg: rgba(30, 41, 59, 0.7);</w:t>
+      </w:r>
+    </w:p>
+    <w:p>
+      <w:r>
+        <w:t xml:space="preserve">      --text-main: #f8fafc;</w:t>
+      </w:r>
+    </w:p>
+    <w:p>
+      <w:r>
+        <w:t xml:space="preserve">      --accent-blue: #2563eb;</w:t>
+      </w:r>
+    </w:p>
+    <w:p>
+      <w:r>
+        <w:t xml:space="preserve">  }</w:t>
+      </w:r>
+    </w:p>
+    <w:p>
+      <w:r>
+        <w:t xml:space="preserve">  ```</w:t>
       </w:r>
     </w:p>
     <w:p>
@@ -163,25 +351,10 @@
         <w:rPr>
           <w:b/>
         </w:rPr>
-        <w:t>Component-based CSS</w:t>
+        <w:t>Configuration-Driven Insights</w:t>
       </w:r>
       <w:r>
-        <w:t>: Reusable CSS utility classes and design tokens are defined in `style.css`.</w:t>
-      </w:r>
-    </w:p>
-    <w:p>
-      <w:pPr>
-        <w:pStyle w:val="ListBullet"/>
-      </w:pPr>
-      <w:r/>
-      <w:r>
-        <w:rPr>
-          <w:b/>
-        </w:rPr>
-        <w:t>Insights Dictionary</w:t>
-      </w:r>
-      <w:r>
-        <w:t>: Recommendations and tier labels are mapped in a reusable configuration structure, making it simple to expand metrics in the future.</w:t>
+        <w:t>: Policy recommendations are stored in a key-value dictionary structure within `app.py`, making it easy to edit or add recommendations in the future without changing the code logic.</w:t>
       </w:r>
     </w:p>
     <w:sectPr>
